--- a/week-2-listening-questioning/week-2-hundred-chart-cards.docx
+++ b/week-2-listening-questioning/week-2-hundred-chart-cards.docx
@@ -9,7 +9,7 @@
       </w:pPr>
       <w:r>
         <w:rPr>
-          <w:rFonts w:ascii="Inter" w:hAnsi="Inter"/>
+          <w:rFonts w:ascii="Calibri" w:hAnsi="Calibri"/>
           <w:b/>
           <w:color w:val="1F4E96"/>
         </w:rPr>
@@ -19,7 +19,7 @@
     <w:p>
       <w:r>
         <w:rPr>
-          <w:rFonts w:ascii="Inter" w:hAnsi="Inter"/>
+          <w:rFonts w:ascii="Calibri" w:hAnsi="Calibri"/>
           <w:b/>
           <w:color w:val="1F4E96"/>
           <w:sz w:val="26"/>
@@ -30,7 +30,7 @@
     <w:p>
       <w:r>
         <w:rPr>
-          <w:rFonts w:ascii="Inter" w:hAnsi="Inter"/>
+          <w:rFonts w:ascii="Calibri" w:hAnsi="Calibri"/>
           <w:b/>
           <w:color w:val="1F4E96"/>
           <w:sz w:val="26"/>
@@ -41,7 +41,7 @@
     <w:p>
       <w:r>
         <w:rPr>
-          <w:rFonts w:ascii="Inter" w:hAnsi="Inter"/>
+          <w:rFonts w:ascii="Calibri" w:hAnsi="Calibri"/>
           <w:i/>
         </w:rPr>
         <w:t>Your two numbers:  ________  and  ________   (your teacher will give the class two.)</w:t>
@@ -50,7 +50,7 @@
     <w:p>
       <w:r>
         <w:rPr>
-          <w:rFonts w:ascii="Inter" w:hAnsi="Inter"/>
+          <w:rFonts w:ascii="Calibri" w:hAnsi="Calibri"/>
           <w:i/>
         </w:rPr>
         <w:t>Each table works one card: solve it on the hundred chart, and be ready to share how you thought about it. In the fishbowl, the rest of the class asks you open questions.</w:t>
@@ -76,7 +76,7 @@
           <w:p>
             <w:r>
               <w:rPr>
-                <w:rFonts w:ascii="Inter" w:hAnsi="Inter"/>
+                <w:rFonts w:ascii="Calibri" w:hAnsi="Calibri"/>
                 <w:b/>
                 <w:color w:val="1F4E96"/>
                 <w:sz w:val="24"/>
@@ -87,7 +87,7 @@
           <w:p>
             <w:r>
               <w:rPr>
-                <w:rFonts w:ascii="Inter" w:hAnsi="Inter"/>
+                <w:rFonts w:ascii="Calibri" w:hAnsi="Calibri"/>
                 <w:sz w:val="26"/>
               </w:rPr>
               <w:t>How far apart are your two numbers?</w:t>
@@ -103,7 +103,7 @@
           <w:p>
             <w:r>
               <w:rPr>
-                <w:rFonts w:ascii="Inter" w:hAnsi="Inter"/>
+                <w:rFonts w:ascii="Calibri" w:hAnsi="Calibri"/>
                 <w:b/>
                 <w:color w:val="1F4E96"/>
                 <w:sz w:val="24"/>
@@ -114,7 +114,7 @@
           <w:p>
             <w:r>
               <w:rPr>
-                <w:rFonts w:ascii="Inter" w:hAnsi="Inter"/>
+                <w:rFonts w:ascii="Calibri" w:hAnsi="Calibri"/>
                 <w:sz w:val="26"/>
               </w:rPr>
               <w:t>How much more is the larger number than the smaller number?</w:t>
@@ -132,7 +132,7 @@
           <w:p>
             <w:r>
               <w:rPr>
-                <w:rFonts w:ascii="Inter" w:hAnsi="Inter"/>
+                <w:rFonts w:ascii="Calibri" w:hAnsi="Calibri"/>
                 <w:b/>
                 <w:color w:val="1F4E96"/>
                 <w:sz w:val="24"/>
@@ -143,7 +143,7 @@
           <w:p>
             <w:r>
               <w:rPr>
-                <w:rFonts w:ascii="Inter" w:hAnsi="Inter"/>
+                <w:rFonts w:ascii="Calibri" w:hAnsi="Calibri"/>
                 <w:sz w:val="26"/>
               </w:rPr>
               <w:t>What number is the smaller number less than the larger number?</w:t>
@@ -159,7 +159,7 @@
           <w:p>
             <w:r>
               <w:rPr>
-                <w:rFonts w:ascii="Inter" w:hAnsi="Inter"/>
+                <w:rFonts w:ascii="Calibri" w:hAnsi="Calibri"/>
                 <w:b/>
                 <w:color w:val="1F4E96"/>
                 <w:sz w:val="24"/>
@@ -170,7 +170,7 @@
           <w:p>
             <w:r>
               <w:rPr>
-                <w:rFonts w:ascii="Inter" w:hAnsi="Inter"/>
+                <w:rFonts w:ascii="Calibri" w:hAnsi="Calibri"/>
                 <w:sz w:val="26"/>
               </w:rPr>
               <w:t>Someone counted on by the smaller number and landed on the larger number. What number did they start from?</w:t>
@@ -188,7 +188,7 @@
           <w:p>
             <w:r>
               <w:rPr>
-                <w:rFonts w:ascii="Inter" w:hAnsi="Inter"/>
+                <w:rFonts w:ascii="Calibri" w:hAnsi="Calibri"/>
                 <w:b/>
                 <w:color w:val="1F4E96"/>
                 <w:sz w:val="24"/>
@@ -199,7 +199,7 @@
           <w:p>
             <w:r>
               <w:rPr>
-                <w:rFonts w:ascii="Inter" w:hAnsi="Inter"/>
+                <w:rFonts w:ascii="Calibri" w:hAnsi="Calibri"/>
                 <w:sz w:val="26"/>
               </w:rPr>
               <w:t>Someone started at the larger number and counted back to the smaller number. How far did they count back?</w:t>
@@ -215,7 +215,7 @@
           <w:p>
             <w:r>
               <w:rPr>
-                <w:rFonts w:ascii="Inter" w:hAnsi="Inter"/>
+                <w:rFonts w:ascii="Calibri" w:hAnsi="Calibri"/>
                 <w:b/>
                 <w:color w:val="1F4E96"/>
                 <w:sz w:val="24"/>
@@ -226,7 +226,7 @@
           <w:p>
             <w:r>
               <w:rPr>
-                <w:rFonts w:ascii="Inter" w:hAnsi="Inter"/>
+                <w:rFonts w:ascii="Calibri" w:hAnsi="Calibri"/>
                 <w:sz w:val="26"/>
               </w:rPr>
               <w:t>Someone started at the smaller number and counted up to the larger number. How far did they count up?</w:t>
@@ -610,7 +610,7 @@
     <w:qFormat/>
     <w:rsid w:val="00FC693F"/>
     <w:rPr>
-      <w:rFonts w:ascii="Inter" w:hAnsi="Inter" w:cs="Inter"/>
+      <w:rFonts w:ascii="Calibri" w:hAnsi="Calibri" w:cs="Calibri"/>
     </w:rPr>
   </w:style>
   <w:style w:type="paragraph" w:styleId="Header">
@@ -672,7 +672,7 @@
       <w:outlineLvl w:val="0"/>
     </w:pPr>
     <w:rPr>
-      <w:rFonts w:asciiTheme="majorHAnsi" w:eastAsiaTheme="majorEastAsia" w:hAnsiTheme="majorHAnsi" w:cstheme="majorBidi" w:ascii="Inter" w:hAnsi="Inter" w:cs="Inter"/>
+      <w:rFonts w:asciiTheme="majorHAnsi" w:eastAsiaTheme="majorEastAsia" w:hAnsiTheme="majorHAnsi" w:cstheme="majorBidi" w:ascii="Calibri" w:hAnsi="Calibri" w:cs="Calibri"/>
       <w:b/>
       <w:bCs/>
       <w:color w:val="365F91" w:themeColor="accent1" w:themeShade="BF"/>
@@ -696,7 +696,7 @@
       <w:outlineLvl w:val="1"/>
     </w:pPr>
     <w:rPr>
-      <w:rFonts w:asciiTheme="majorHAnsi" w:eastAsiaTheme="majorEastAsia" w:hAnsiTheme="majorHAnsi" w:cstheme="majorBidi" w:ascii="Inter" w:hAnsi="Inter" w:cs="Inter"/>
+      <w:rFonts w:asciiTheme="majorHAnsi" w:eastAsiaTheme="majorEastAsia" w:hAnsiTheme="majorHAnsi" w:cstheme="majorBidi" w:ascii="Calibri" w:hAnsi="Calibri" w:cs="Calibri"/>
       <w:b/>
       <w:bCs/>
       <w:color w:val="4F81BD" w:themeColor="accent1"/>
@@ -961,7 +961,7 @@
       <w:contextualSpacing/>
     </w:pPr>
     <w:rPr>
-      <w:rFonts w:asciiTheme="majorHAnsi" w:eastAsiaTheme="majorEastAsia" w:hAnsiTheme="majorHAnsi" w:cstheme="majorBidi" w:ascii="Inter" w:hAnsi="Inter" w:cs="Inter"/>
+      <w:rFonts w:asciiTheme="majorHAnsi" w:eastAsiaTheme="majorEastAsia" w:hAnsiTheme="majorHAnsi" w:cstheme="majorBidi" w:ascii="Calibri" w:hAnsi="Calibri" w:cs="Calibri"/>
       <w:color w:val="17365D" w:themeColor="text2" w:themeShade="BF"/>
       <w:spacing w:val="5"/>
       <w:kern w:val="28"/>

--- a/week-2-listening-questioning/week-2-hundred-chart-cards.docx
+++ b/week-2-listening-questioning/week-2-hundred-chart-cards.docx
@@ -13,7 +13,7 @@
           <w:b/>
           <w:color w:val="1F4E96"/>
         </w:rPr>
-        <w:t>Hundred Chart Challenge — Cards</w:t>
+        <w:t xml:space="preserve">Hundred Chart Challenge — Cards</w:t>
       </w:r>
     </w:p>
     <w:p>
@@ -24,7 +24,7 @@
           <w:color w:val="1F4E96"/>
           <w:sz w:val="26"/>
         </w:rPr>
-        <w:t>TCE 318P FA26 (Edwards)</w:t>
+        <w:t xml:space="preserve">TCE 318P FA26 (Edwards)</w:t>
       </w:r>
     </w:p>
     <w:p>
@@ -35,7 +35,7 @@
           <w:color w:val="1F4E96"/>
           <w:sz w:val="26"/>
         </w:rPr>
-        <w:t>Week 2 · Listener → Questioner · place value</w:t>
+        <w:t xml:space="preserve">Week 2 · Listener → Questioner · place value</w:t>
       </w:r>
     </w:p>
     <w:p>
@@ -44,16 +44,7 @@
           <w:rFonts w:ascii="Calibri" w:hAnsi="Calibri"/>
           <w:i/>
         </w:rPr>
-        <w:t>Your two numbers:  ________  and  ________   (your teacher will give the class two.)</w:t>
-      </w:r>
-    </w:p>
-    <w:p>
-      <w:r>
-        <w:rPr>
-          <w:rFonts w:ascii="Calibri" w:hAnsi="Calibri"/>
-          <w:i/>
-        </w:rPr>
-        <w:t>Each table works one card: solve it on the hundred chart, and be ready to share how you thought about it. In the fishbowl, the rest of the class asks you open questions.</w:t>
+        <w:t xml:space="preserve">Ten groups of three, three cards — so three or four groups work the same card. Work your card together. Then one group per card takes the fishbowl, and the other groups who worked that card lead the questioning.</w:t>
       </w:r>
     </w:p>
     <w:p/>
@@ -64,13 +55,12 @@
         <w:tblLook w:firstColumn="1" w:firstRow="1" w:lastColumn="0" w:lastRow="0" w:noHBand="0" w:noVBand="1" w:val="04A0"/>
       </w:tblPr>
       <w:tblGrid>
-        <w:gridCol w:w="5256"/>
-        <w:gridCol w:w="5256"/>
+        <w:gridCol w:w="10512"/>
       </w:tblGrid>
       <w:tr>
         <w:tc>
           <w:tcPr>
-            <w:tcW w:type="dxa" w:w="5256"/>
+            <w:tcW w:type="dxa" w:w="10512"/>
             <w:shd w:val="clear" w:fill="F4F7FB"/>
           </w:tcPr>
           <w:p>
@@ -81,7 +71,16 @@
                 <w:color w:val="1F4E96"/>
                 <w:sz w:val="24"/>
               </w:rPr>
-              <w:t>Challenge Card 1</w:t>
+              <w:t xml:space="preserve">Challenge Card 1</w:t>
+            </w:r>
+          </w:p>
+          <w:p>
+            <w:r>
+              <w:rPr>
+                <w:rFonts w:ascii="Calibri" w:hAnsi="Calibri"/>
+                <w:i/>
+              </w:rPr>
+              <w:t xml:space="preserve">Your two numbers:  ________  and  ________   (your teacher will give the class two.)</w:t>
             </w:r>
           </w:p>
           <w:p>
@@ -90,14 +89,26 @@
                 <w:rFonts w:ascii="Calibri" w:hAnsi="Calibri"/>
                 <w:sz w:val="26"/>
               </w:rPr>
-              <w:t>How far apart are your two numbers?</w:t>
+              <w:t xml:space="preserve">What number is the smaller number less than the larger number?</w:t>
+            </w:r>
+          </w:p>
+          <w:p>
+            <w:r>
+              <w:rPr>
+                <w:rFonts w:ascii="Calibri" w:hAnsi="Calibri"/>
+                <w:i/>
+              </w:rPr>
+              <w:t xml:space="preserve">Solve it on the hundred chart, and be ready to share how you thought about it. In the fishbowl, the rest of the class asks you open questions.</w:t>
             </w:r>
           </w:p>
           <w:p/>
+          <w:p/>
         </w:tc>
+      </w:tr>
+      <w:tr>
         <w:tc>
           <w:tcPr>
-            <w:tcW w:type="dxa" w:w="5256"/>
+            <w:tcW w:type="dxa" w:w="10512"/>
             <w:shd w:val="clear" w:fill="F4F7FB"/>
           </w:tcPr>
           <w:p>
@@ -108,7 +119,16 @@
                 <w:color w:val="1F4E96"/>
                 <w:sz w:val="24"/>
               </w:rPr>
-              <w:t>Challenge Card 2</w:t>
+              <w:t xml:space="preserve">Challenge Card 2</w:t>
+            </w:r>
+          </w:p>
+          <w:p>
+            <w:r>
+              <w:rPr>
+                <w:rFonts w:ascii="Calibri" w:hAnsi="Calibri"/>
+                <w:i/>
+              </w:rPr>
+              <w:t xml:space="preserve">Your two numbers:  ________  and  ________   (your teacher will give the class two.)</w:t>
             </w:r>
           </w:p>
           <w:p>
@@ -117,16 +137,26 @@
                 <w:rFonts w:ascii="Calibri" w:hAnsi="Calibri"/>
                 <w:sz w:val="26"/>
               </w:rPr>
-              <w:t>How much more is the larger number than the smaller number?</w:t>
+              <w:t xml:space="preserve">Someone started at the larger number and counted back to the smaller number. How far did they count back?</w:t>
             </w:r>
           </w:p>
+          <w:p>
+            <w:r>
+              <w:rPr>
+                <w:rFonts w:ascii="Calibri" w:hAnsi="Calibri"/>
+                <w:i/>
+              </w:rPr>
+              <w:t xml:space="preserve">Solve it on the hundred chart, and be ready to share how you thought about it. In the fishbowl, the rest of the class asks you open questions.</w:t>
+            </w:r>
+          </w:p>
+          <w:p/>
           <w:p/>
         </w:tc>
       </w:tr>
       <w:tr>
         <w:tc>
           <w:tcPr>
-            <w:tcW w:type="dxa" w:w="5256"/>
+            <w:tcW w:type="dxa" w:w="10512"/>
             <w:shd w:val="clear" w:fill="F4F7FB"/>
           </w:tcPr>
           <w:p>
@@ -137,7 +167,16 @@
                 <w:color w:val="1F4E96"/>
                 <w:sz w:val="24"/>
               </w:rPr>
-              <w:t>Challenge Card 3</w:t>
+              <w:t xml:space="preserve">Challenge Card 3</w:t>
+            </w:r>
+          </w:p>
+          <w:p>
+            <w:r>
+              <w:rPr>
+                <w:rFonts w:ascii="Calibri" w:hAnsi="Calibri"/>
+                <w:i/>
+              </w:rPr>
+              <w:t xml:space="preserve">Your two numbers:  ________  and  ________   (your teacher will give the class two.)</w:t>
             </w:r>
           </w:p>
           <w:p>
@@ -146,92 +185,19 @@
                 <w:rFonts w:ascii="Calibri" w:hAnsi="Calibri"/>
                 <w:sz w:val="26"/>
               </w:rPr>
-              <w:t>What number is the smaller number less than the larger number?</w:t>
-            </w:r>
-          </w:p>
-          <w:p/>
-        </w:tc>
-        <w:tc>
-          <w:tcPr>
-            <w:tcW w:type="dxa" w:w="5256"/>
-            <w:shd w:val="clear" w:fill="F4F7FB"/>
-          </w:tcPr>
-          <w:p>
-            <w:r>
-              <w:rPr>
-                <w:rFonts w:ascii="Calibri" w:hAnsi="Calibri"/>
-                <w:b/>
-                <w:color w:val="1F4E96"/>
-                <w:sz w:val="24"/>
-              </w:rPr>
-              <w:t>Challenge Card 4</w:t>
+              <w:t xml:space="preserve">Someone started at the smaller number and counted up to the larger number. How far did they count up?</w:t>
             </w:r>
           </w:p>
           <w:p>
             <w:r>
               <w:rPr>
                 <w:rFonts w:ascii="Calibri" w:hAnsi="Calibri"/>
-                <w:sz w:val="26"/>
+                <w:i/>
               </w:rPr>
-              <w:t>Someone counted on by the smaller number and landed on the larger number. What number did they start from?</w:t>
+              <w:t xml:space="preserve">Solve it on the hundred chart, and be ready to share how you thought about it. In the fishbowl, the rest of the class asks you open questions.</w:t>
             </w:r>
           </w:p>
           <w:p/>
-        </w:tc>
-      </w:tr>
-      <w:tr>
-        <w:tc>
-          <w:tcPr>
-            <w:tcW w:type="dxa" w:w="5256"/>
-            <w:shd w:val="clear" w:fill="F4F7FB"/>
-          </w:tcPr>
-          <w:p>
-            <w:r>
-              <w:rPr>
-                <w:rFonts w:ascii="Calibri" w:hAnsi="Calibri"/>
-                <w:b/>
-                <w:color w:val="1F4E96"/>
-                <w:sz w:val="24"/>
-              </w:rPr>
-              <w:t>Challenge Card 5</w:t>
-            </w:r>
-          </w:p>
-          <w:p>
-            <w:r>
-              <w:rPr>
-                <w:rFonts w:ascii="Calibri" w:hAnsi="Calibri"/>
-                <w:sz w:val="26"/>
-              </w:rPr>
-              <w:t>Someone started at the larger number and counted back to the smaller number. How far did they count back?</w:t>
-            </w:r>
-          </w:p>
-          <w:p/>
-        </w:tc>
-        <w:tc>
-          <w:tcPr>
-            <w:tcW w:type="dxa" w:w="5256"/>
-            <w:shd w:val="clear" w:fill="F4F7FB"/>
-          </w:tcPr>
-          <w:p>
-            <w:r>
-              <w:rPr>
-                <w:rFonts w:ascii="Calibri" w:hAnsi="Calibri"/>
-                <w:b/>
-                <w:color w:val="1F4E96"/>
-                <w:sz w:val="24"/>
-              </w:rPr>
-              <w:t>Challenge Card 6</w:t>
-            </w:r>
-          </w:p>
-          <w:p>
-            <w:r>
-              <w:rPr>
-                <w:rFonts w:ascii="Calibri" w:hAnsi="Calibri"/>
-                <w:sz w:val="26"/>
-              </w:rPr>
-              <w:t>Someone started at the smaller number and counted up to the larger number. How far did they count up?</w:t>
-            </w:r>
-          </w:p>
           <w:p/>
         </w:tc>
       </w:tr>
